--- a/Claude outputs/CV_Polomoshnov_EN.docx
+++ b/Claude outputs/CV_Polomoshnov_EN.docx
@@ -151,6 +151,25 @@
     </w:p>
     <w:p>
       <w:pPr>
+        <w:pBdr>
+          <w:bottom w:val="single" w:color="BFBFBF" w:sz="6" w:space="2"/>
+        </w:pBdr>
+        <w:spacing w:after="38" w:before="88"/>
+      </w:pPr>
+      <w:r>
+        <w:rPr>
+          <w:rFonts w:ascii="Calibri" w:cs="Calibri" w:eastAsia="Calibri" w:hAnsi="Calibri"/>
+          <w:b/>
+          <w:bCs/>
+          <w:color w:val="1F3864"/>
+          <w:sz w:val="20"/>
+          <w:szCs w:val="20"/>
+        </w:rPr>
+        <w:t xml:space="preserve">EXPERIENCE</w:t>
+      </w:r>
+    </w:p>
+    <w:p>
+      <w:pPr>
         <w:tabs>
           <w:tab w:val="right" w:pos="9520"/>
         </w:tabs>
@@ -164,7 +183,7 @@
           <w:sz w:val="20"/>
           <w:szCs w:val="20"/>
         </w:rPr>
-        <w:t xml:space="preserve">AIRI Summer School, Machine Learning track</w:t>
+        <w:t xml:space="preserve">Laboratory of AI in Genomics and Engineering Biology (AIGEN), Lomonosov MSU. Researcher</w:t>
       </w:r>
       <w:r>
         <w:rPr>
@@ -173,7 +192,7 @@
           <w:sz w:val="18"/>
           <w:szCs w:val="18"/>
         </w:rPr>
-        <w:t xml:space="preserve">	2025</w:t>
+        <w:t xml:space="preserve">	September 2026 – present</w:t>
       </w:r>
     </w:p>
     <w:p>
@@ -191,46 +210,7 @@
           <w:sz w:val="19"/>
           <w:szCs w:val="19"/>
         </w:rPr>
-        <w:t xml:space="preserve">R3-MolGAN: the R3GAN recipe (NeurIPS 2024) carried over to molecular graphs on QM9, with a latent-space variant on MOSES and an EDM diffusion baseline. </w:t>
-      </w:r>
-      <w:hyperlink w:history="1" r:id="rIdbqch9iim__1oq1oqdrqx9">
-        <w:r>
-          <w:rPr>
-            <w:rFonts w:ascii="Calibri" w:cs="Calibri" w:eastAsia="Calibri" w:hAnsi="Calibri"/>
-            <w:color w:val="0563C1"/>
-            <w:sz w:val="19"/>
-            <w:szCs w:val="19"/>
-            <w:u w:val="single"/>
-          </w:rPr>
-          <w:t xml:space="preserve">github.com/g42alaxy/AIRI-Summer-School-Molecular-R3-GANs</w:t>
-        </w:r>
-      </w:hyperlink>
-      <w:r>
-        <w:rPr>
-          <w:rFonts w:ascii="Calibri" w:cs="Calibri" w:eastAsia="Calibri" w:hAnsi="Calibri"/>
-          <w:sz w:val="19"/>
-          <w:szCs w:val="19"/>
-        </w:rPr>
-        <w:t xml:space="preserve">.</w:t>
-      </w:r>
-    </w:p>
-    <w:p>
-      <w:pPr>
-        <w:pBdr>
-          <w:bottom w:val="single" w:color="BFBFBF" w:sz="6" w:space="2"/>
-        </w:pBdr>
-        <w:spacing w:after="38" w:before="88"/>
-      </w:pPr>
-      <w:r>
-        <w:rPr>
-          <w:rFonts w:ascii="Calibri" w:cs="Calibri" w:eastAsia="Calibri" w:hAnsi="Calibri"/>
-          <w:b/>
-          <w:bCs/>
-          <w:color w:val="1F3864"/>
-          <w:sz w:val="20"/>
-          <w:szCs w:val="20"/>
-        </w:rPr>
-        <w:t xml:space="preserve">EXPERIENCE</w:t>
+        <w:t xml:space="preserve">Generative co-design of proteins and their guide RNAs in the TnpB/TranC/Cas12 family: generating a nuclease for a given guide, and the inverse problem.</w:t>
       </w:r>
     </w:p>
     <w:p>
@@ -248,7 +228,7 @@
           <w:sz w:val="20"/>
           <w:szCs w:val="20"/>
         </w:rPr>
-        <w:t xml:space="preserve">Laboratory of AI in Genomics and Engineering Biology (AIGEN), Lomonosov MSU. Researcher</w:t>
+        <w:t xml:space="preserve">Yandex, Machine Learning Intern</w:t>
       </w:r>
       <w:r>
         <w:rPr>
@@ -257,7 +237,7 @@
           <w:sz w:val="18"/>
           <w:szCs w:val="18"/>
         </w:rPr>
-        <w:t xml:space="preserve">	September 2026 – present</w:t>
+        <w:t xml:space="preserve">	October 2025 – February 2026</w:t>
       </w:r>
     </w:p>
     <w:p>
@@ -275,7 +255,7 @@
           <w:sz w:val="19"/>
           <w:szCs w:val="19"/>
         </w:rPr>
-        <w:t xml:space="preserve">Generative co-design of proteins and their guide RNAs in the TnpB/TranC/Cas12 family: generating a nuclease for a given guide, and the inverse problem.</w:t>
+        <w:t xml:space="preserve">Image-quality assessment: ranking and quality-classification models. Tag suggestion and SQL data preparation. Python, PyTorch, SQL.</w:t>
       </w:r>
     </w:p>
     <w:p>
@@ -293,7 +273,7 @@
           <w:sz w:val="20"/>
           <w:szCs w:val="20"/>
         </w:rPr>
-        <w:t xml:space="preserve">Yandex, Machine Learning Intern</w:t>
+        <w:t xml:space="preserve">Institute of Biomedical Chemistry (IBMC), Moscow. Researcher</w:t>
       </w:r>
       <w:r>
         <w:rPr>
@@ -302,7 +282,7 @@
           <w:sz w:val="18"/>
           <w:szCs w:val="18"/>
         </w:rPr>
-        <w:t xml:space="preserve">	October 2025 – February 2026</w:t>
+        <w:t xml:space="preserve">	2023 – present</w:t>
       </w:r>
     </w:p>
     <w:p>
@@ -320,54 +300,9 @@
           <w:sz w:val="19"/>
           <w:szCs w:val="19"/>
         </w:rPr>
-        <w:t xml:space="preserve">Image-quality assessment: ranking and quality-classification models. Tag suggestion and SQL data preparation. Python, PyTorch, SQL.</w:t>
-      </w:r>
-    </w:p>
-    <w:p>
-      <w:pPr>
-        <w:tabs>
-          <w:tab w:val="right" w:pos="9520"/>
-        </w:tabs>
-        <w:spacing w:after="10" w:before="50"/>
-      </w:pPr>
-      <w:r>
-        <w:rPr>
-          <w:rFonts w:ascii="Calibri" w:cs="Calibri" w:eastAsia="Calibri" w:hAnsi="Calibri"/>
-          <w:b/>
-          <w:bCs/>
-          <w:sz w:val="20"/>
-          <w:szCs w:val="20"/>
-        </w:rPr>
-        <w:t xml:space="preserve">Institute of Biomedical Chemistry (IBMC), Moscow. Researcher</w:t>
-      </w:r>
-      <w:r>
-        <w:rPr>
-          <w:rFonts w:ascii="Calibri" w:cs="Calibri" w:eastAsia="Calibri" w:hAnsi="Calibri"/>
-          <w:color w:val="595959"/>
-          <w:sz w:val="18"/>
-          <w:szCs w:val="18"/>
-        </w:rPr>
-        <w:t xml:space="preserve">	2023 – present</w:t>
-      </w:r>
-    </w:p>
-    <w:p>
-      <w:pPr>
-        <w:pStyle w:val="ListParagraph"/>
-        <w:numPr>
-          <w:ilvl w:val="0"/>
-          <w:numId w:val="2"/>
-        </w:numPr>
-        <w:spacing w:after="18"/>
-      </w:pPr>
-      <w:r>
-        <w:rPr>
-          <w:rFonts w:ascii="Calibri" w:cs="Calibri" w:eastAsia="Calibri" w:hAnsi="Calibri"/>
-          <w:sz w:val="19"/>
-          <w:szCs w:val="19"/>
-        </w:rPr>
         <w:t xml:space="preserve">MetaTox on the </w:t>
       </w:r>
-      <w:hyperlink w:history="1" r:id="rIdhwu2oplykdjnvqhpdu2wd">
+      <w:hyperlink w:history="1" r:id="rIdepaoy8xlwkmkl19spfa7r">
         <w:r>
           <w:rPr>
             <w:rFonts w:ascii="Calibri" w:cs="Calibri" w:eastAsia="Calibri" w:hAnsi="Calibri"/>
@@ -387,7 +322,7 @@
         </w:rPr>
         <w:t xml:space="preserve"> platform: metabolite-prediction service going into production. My contribution is a new prediction model and a new bank of transformation rules; the released bank and the code are public at </w:t>
       </w:r>
-      <w:hyperlink w:history="1" r:id="rIdr93zhah6jwgsbjpvobwjp">
+      <w:hyperlink w:history="1" r:id="rIdcfnqlboxngjsoozjriuc0">
         <w:r>
           <w:rPr>
             <w:rFonts w:ascii="Calibri" w:cs="Calibri" w:eastAsia="Calibri" w:hAnsi="Calibri"/>
@@ -509,7 +444,7 @@
         </w:rPr>
         <w:t xml:space="preserve">The per-edge BAR uncertainty, calibrated against replicate scatter on 1145 public OpenFE binding edges, becomes the null of a cycle-closure goodness-of-fit test; a gradient-cycle decomposition fixes what such a test can and cannot see. </w:t>
       </w:r>
-      <w:hyperlink w:history="1" r:id="rId6ibx54nza-c_lbinis-qx">
+      <w:hyperlink w:history="1" r:id="rIdcnpdzwq01qv05sk1ng8aa">
         <w:r>
           <w:rPr>
             <w:rFonts w:ascii="Calibri" w:cs="Calibri" w:eastAsia="Calibri" w:hAnsi="Calibri"/>
@@ -578,7 +513,7 @@
         </w:rPr>
         <w:t xml:space="preserve">A differentiable COSMO-SAC layer lets a graph network train through a fixed thermodynamic map, and an exact decomposition separates the map's misspecification from what its inputs fail to carry. Substituting the tabulated profile at inference degrades prediction at every seed; supervising against it during training carries no established sign. </w:t>
       </w:r>
-      <w:hyperlink w:history="1" r:id="rIdmvw2-rzrzurv5n_rbyx69">
+      <w:hyperlink w:history="1" r:id="rIdmu_ech9iuhptbly7kanis">
         <w:r>
           <w:rPr>
             <w:rFonts w:ascii="Calibri" w:cs="Calibri" w:eastAsia="Calibri" w:hAnsi="Calibri"/>
@@ -639,7 +574,7 @@
         </w:rPr>
         <w:t xml:space="preserve">recall@k factorises exactly into coverage × selection × ranking: on the comparison set the bank ceiling is 0.8105 and the system reaches 0.7023, so the remaining 0.1895 is out of reach of any ranking. The comparison against four published predictors is reported as a grid, since varying the matching criterion moves the verdict at 6 of 9 output budgets. Code and rule bank: </w:t>
       </w:r>
-      <w:hyperlink w:history="1" r:id="rIdktuyjlixao9nf35nmkhb0">
+      <w:hyperlink w:history="1" r:id="rId4tep_fji1sbtykgvjtcxc">
         <w:r>
           <w:rPr>
             <w:rFonts w:ascii="Calibri" w:cs="Calibri" w:eastAsia="Calibri" w:hAnsi="Calibri"/>
@@ -745,7 +680,7 @@
         </w:rPr>
         <w:t xml:space="preserve">OpenFreeEnergy / IndustryBenchmarks2024: issue </w:t>
       </w:r>
-      <w:hyperlink w:history="1" r:id="rId2f4lkla2dcckq3rkwkmew">
+      <w:hyperlink w:history="1" r:id="rId35go8ggcujzl8khzkxk4l">
         <w:r>
           <w:rPr>
             <w:rFonts w:ascii="Calibri" w:cs="Calibri" w:eastAsia="Calibri" w:hAnsi="Calibri"/>
@@ -765,7 +700,7 @@
         </w:rPr>
         <w:t xml:space="preserve"> (per-edge observability audit with reproducible tables and a 33-check self-test) and issue </w:t>
       </w:r>
-      <w:hyperlink w:history="1" r:id="rIdiltiksar3jdhbzttx92pc">
+      <w:hyperlink w:history="1" r:id="rIdfoykzlcfanqyly8mxv15l">
         <w:r>
           <w:rPr>
             <w:rFonts w:ascii="Calibri" w:cs="Calibri" w:eastAsia="Calibri" w:hAnsi="Calibri"/>
@@ -784,6 +719,44 @@
           <w:szCs w:val="19"/>
         </w:rPr>
         <w:t xml:space="preserve"> (ligand-name collision in the cdk8 set). Entrant, OpenADMET CYP Inhibition Blind Challenge 2026.</w:t>
+      </w:r>
+    </w:p>
+    <w:p>
+      <w:pPr>
+        <w:pStyle w:val="ListParagraph"/>
+        <w:numPr>
+          <w:ilvl w:val="0"/>
+          <w:numId w:val="2"/>
+        </w:numPr>
+        <w:spacing w:after="18"/>
+      </w:pPr>
+      <w:r>
+        <w:rPr>
+          <w:rFonts w:ascii="Calibri" w:cs="Calibri" w:eastAsia="Calibri" w:hAnsi="Calibri"/>
+          <w:sz w:val="19"/>
+          <w:szCs w:val="19"/>
+        </w:rPr>
+        <w:t xml:space="preserve">R3-MolGAN: the R3GAN training recipe (NeurIPS 2024) carried over to molecular graphs on QM9, with a latent-space variant on MOSES and an EDM diffusion baseline. </w:t>
+      </w:r>
+      <w:hyperlink w:history="1" r:id="rIdspnr97npff_igzwfdez8y">
+        <w:r>
+          <w:rPr>
+            <w:rFonts w:ascii="Calibri" w:cs="Calibri" w:eastAsia="Calibri" w:hAnsi="Calibri"/>
+            <w:color w:val="0563C1"/>
+            <w:sz w:val="19"/>
+            <w:szCs w:val="19"/>
+            <w:u w:val="single"/>
+          </w:rPr>
+          <w:t xml:space="preserve">repository</w:t>
+        </w:r>
+      </w:hyperlink>
+      <w:r>
+        <w:rPr>
+          <w:rFonts w:ascii="Calibri" w:cs="Calibri" w:eastAsia="Calibri" w:hAnsi="Calibri"/>
+          <w:sz w:val="19"/>
+          <w:szCs w:val="19"/>
+        </w:rPr>
+        <w:t xml:space="preserve">.</w:t>
       </w:r>
     </w:p>
     <w:p>

--- a/Claude outputs/CV_Polomoshnov_EN.docx
+++ b/Claude outputs/CV_Polomoshnov_EN.docx
@@ -302,7 +302,7 @@
         </w:rPr>
         <w:t xml:space="preserve">MetaTox on the </w:t>
       </w:r>
-      <w:hyperlink w:history="1" r:id="rIdepaoy8xlwkmkl19spfa7r">
+      <w:hyperlink w:history="1" r:id="rIdzssbevjamdm8mu5hal2s4">
         <w:r>
           <w:rPr>
             <w:rFonts w:ascii="Calibri" w:cs="Calibri" w:eastAsia="Calibri" w:hAnsi="Calibri"/>
@@ -322,7 +322,7 @@
         </w:rPr>
         <w:t xml:space="preserve"> platform: metabolite-prediction service going into production. My contribution is a new prediction model and a new bank of transformation rules; the released bank and the code are public at </w:t>
       </w:r>
-      <w:hyperlink w:history="1" r:id="rIdcfnqlboxngjsoozjriuc0">
+      <w:hyperlink w:history="1" r:id="rIdkyh30jbe_uum0krwgtlp3">
         <w:r>
           <w:rPr>
             <w:rFonts w:ascii="Calibri" w:cs="Calibri" w:eastAsia="Calibri" w:hAnsi="Calibri"/>
@@ -444,7 +444,7 @@
         </w:rPr>
         <w:t xml:space="preserve">The per-edge BAR uncertainty, calibrated against replicate scatter on 1145 public OpenFE binding edges, becomes the null of a cycle-closure goodness-of-fit test; a gradient-cycle decomposition fixes what such a test can and cannot see. </w:t>
       </w:r>
-      <w:hyperlink w:history="1" r:id="rIdcnpdzwq01qv05sk1ng8aa">
+      <w:hyperlink w:history="1" r:id="rIdq6k-5cn_cizirins4z-9_">
         <w:r>
           <w:rPr>
             <w:rFonts w:ascii="Calibri" w:cs="Calibri" w:eastAsia="Calibri" w:hAnsi="Calibri"/>
@@ -513,7 +513,7 @@
         </w:rPr>
         <w:t xml:space="preserve">A differentiable COSMO-SAC layer lets a graph network train through a fixed thermodynamic map, and an exact decomposition separates the map's misspecification from what its inputs fail to carry. Substituting the tabulated profile at inference degrades prediction at every seed; supervising against it during training carries no established sign. </w:t>
       </w:r>
-      <w:hyperlink w:history="1" r:id="rIdmu_ech9iuhptbly7kanis">
+      <w:hyperlink w:history="1" r:id="rIdgxuilhg-i0gqtq6m27mcg">
         <w:r>
           <w:rPr>
             <w:rFonts w:ascii="Calibri" w:cs="Calibri" w:eastAsia="Calibri" w:hAnsi="Calibri"/>
@@ -554,7 +554,7 @@
           <w:sz w:val="18"/>
           <w:szCs w:val="18"/>
         </w:rPr>
-        <w:t xml:space="preserve">N. L. Polomoshnov, A. V. Rudik (IBMC)  ·  manuscript, J. Chem. Inf. Model.</w:t>
+        <w:t xml:space="preserve">N. L. Polomoshnov, A. V. Rudik (IBMC)  ·  manuscript in preparation for J. Chem. Inf. Model.</w:t>
       </w:r>
     </w:p>
     <w:p>
@@ -574,7 +574,7 @@
         </w:rPr>
         <w:t xml:space="preserve">recall@k factorises exactly into coverage × selection × ranking: on the comparison set the bank ceiling is 0.8105 and the system reaches 0.7023, so the remaining 0.1895 is out of reach of any ranking. The comparison against four published predictors is reported as a grid, since varying the matching criterion moves the verdict at 6 of 9 output budgets. Code and rule bank: </w:t>
       </w:r>
-      <w:hyperlink w:history="1" r:id="rId4tep_fji1sbtykgvjtcxc">
+      <w:hyperlink w:history="1" r:id="rIddfcm7pkelyljmmzhenhlr">
         <w:r>
           <w:rPr>
             <w:rFonts w:ascii="Calibri" w:cs="Calibri" w:eastAsia="Calibri" w:hAnsi="Calibri"/>
@@ -680,7 +680,7 @@
         </w:rPr>
         <w:t xml:space="preserve">OpenFreeEnergy / IndustryBenchmarks2024: issue </w:t>
       </w:r>
-      <w:hyperlink w:history="1" r:id="rId35go8ggcujzl8khzkxk4l">
+      <w:hyperlink w:history="1" r:id="rIdjhnlvxdtnqdi1acr_xxw8">
         <w:r>
           <w:rPr>
             <w:rFonts w:ascii="Calibri" w:cs="Calibri" w:eastAsia="Calibri" w:hAnsi="Calibri"/>
@@ -700,7 +700,7 @@
         </w:rPr>
         <w:t xml:space="preserve"> (per-edge observability audit with reproducible tables and a 33-check self-test) and issue </w:t>
       </w:r>
-      <w:hyperlink w:history="1" r:id="rIdfoykzlcfanqyly8mxv15l">
+      <w:hyperlink w:history="1" r:id="rId4mlnjx-docr6dsiwboiml">
         <w:r>
           <w:rPr>
             <w:rFonts w:ascii="Calibri" w:cs="Calibri" w:eastAsia="Calibri" w:hAnsi="Calibri"/>
@@ -738,7 +738,7 @@
         </w:rPr>
         <w:t xml:space="preserve">R3-MolGAN: the R3GAN training recipe (NeurIPS 2024) carried over to molecular graphs on QM9, with a latent-space variant on MOSES and an EDM diffusion baseline. </w:t>
       </w:r>
-      <w:hyperlink w:history="1" r:id="rIdspnr97npff_igzwfdez8y">
+      <w:hyperlink w:history="1" r:id="rIdkyn3tji1_1zgc4hmfh502">
         <w:r>
           <w:rPr>
             <w:rFonts w:ascii="Calibri" w:cs="Calibri" w:eastAsia="Calibri" w:hAnsi="Calibri"/>
